--- a/三套毕设-培养方案符合性分析-2026.docx
+++ b/三套毕设-培养方案符合性分析-2026.docx
@@ -3629,6 +3629,419 @@
         <w:t>*文件位置: 演示展示\三套毕设-培养方案符合性分析-2026.md*</w:t>
       </w:r>
     </w:p>
+    <w:p>
+      <w:pPr>
+        <w:pStyle w:val="Heading1"/>
+      </w:pPr>
+      <w:r>
+        <w:rPr>
+          <w:rFonts w:ascii="Times New Roman" w:hAnsi="Times New Roman" w:eastAsia="宋体"/>
+          <w:color w:val="000000"/>
+        </w:rPr>
+        <w:t>七、校级制度对标</w:t>
+      </w:r>
+    </w:p>
+    <w:tbl>
+      <w:tblPr>
+        <w:tblStyle w:val="TableGrid"/>
+        <w:tblW w:type="auto" w:w="0"/>
+        <w:tblLook w:firstColumn="1" w:firstRow="1" w:lastColumn="0" w:lastRow="0" w:noHBand="0" w:noVBand="1" w:val="04A0"/>
+      </w:tblPr>
+      <w:tblGrid>
+        <w:gridCol w:w="3120"/>
+        <w:gridCol w:w="3120"/>
+        <w:gridCol w:w="3120"/>
+      </w:tblGrid>
+      <w:tr>
+        <w:tc>
+          <w:tcPr>
+            <w:tcW w:type="dxa" w:w="3120"/>
+          </w:tcPr>
+          <w:p>
+            <w:r/>
+            <w:r>
+              <w:rPr>
+                <w:rFonts w:ascii="Times New Roman" w:hAnsi="Times New Roman" w:eastAsia="宋体"/>
+                <w:b/>
+                <w:sz w:val="20"/>
+              </w:rPr>
+              <w:t>校级制度文件</w:t>
+            </w:r>
+          </w:p>
+        </w:tc>
+        <w:tc>
+          <w:tcPr>
+            <w:tcW w:type="dxa" w:w="3120"/>
+          </w:tcPr>
+          <w:p>
+            <w:r/>
+            <w:r>
+              <w:rPr>
+                <w:rFonts w:ascii="Times New Roman" w:hAnsi="Times New Roman" w:eastAsia="宋体"/>
+                <w:b/>
+                <w:sz w:val="20"/>
+              </w:rPr>
+              <w:t>核心条款</w:t>
+            </w:r>
+          </w:p>
+        </w:tc>
+        <w:tc>
+          <w:tcPr>
+            <w:tcW w:type="dxa" w:w="3120"/>
+          </w:tcPr>
+          <w:p>
+            <w:r/>
+            <w:r>
+              <w:rPr>
+                <w:rFonts w:ascii="Times New Roman" w:hAnsi="Times New Roman" w:eastAsia="宋体"/>
+                <w:b/>
+                <w:sz w:val="20"/>
+              </w:rPr>
+              <w:t>三套20题的对应关系</w:t>
+            </w:r>
+          </w:p>
+        </w:tc>
+      </w:tr>
+      <w:tr>
+        <w:tc>
+          <w:tcPr>
+            <w:tcW w:type="dxa" w:w="3120"/>
+          </w:tcPr>
+          <w:p>
+            <w:r/>
+            <w:r>
+              <w:rPr>
+                <w:rFonts w:ascii="Times New Roman" w:hAnsi="Times New Roman" w:eastAsia="宋体"/>
+                <w:b w:val="0"/>
+                <w:sz w:val="20"/>
+              </w:rPr>
+              <w:t>成都大学毕业设计（论文）管理办法（修订）</w:t>
+            </w:r>
+          </w:p>
+        </w:tc>
+        <w:tc>
+          <w:tcPr>
+            <w:tcW w:type="dxa" w:w="3120"/>
+          </w:tcPr>
+          <w:p>
+            <w:r/>
+            <w:r>
+              <w:rPr>
+                <w:rFonts w:ascii="Times New Roman" w:hAnsi="Times New Roman" w:eastAsia="宋体"/>
+                <w:b w:val="0"/>
+                <w:sz w:val="20"/>
+              </w:rPr>
+              <w:t>选题原则、指导教师职责、答辩要求</w:t>
+            </w:r>
+          </w:p>
+        </w:tc>
+        <w:tc>
+          <w:tcPr>
+            <w:tcW w:type="dxa" w:w="3120"/>
+          </w:tcPr>
+          <w:p>
+            <w:r/>
+            <w:r>
+              <w:rPr>
+                <w:rFonts w:ascii="Times New Roman" w:hAnsi="Times New Roman" w:eastAsia="宋体"/>
+                <w:b w:val="0"/>
+                <w:sz w:val="20"/>
+              </w:rPr>
+              <w:t>全部20题均遵守</w:t>
+            </w:r>
+          </w:p>
+        </w:tc>
+      </w:tr>
+      <w:tr>
+        <w:tc>
+          <w:tcPr>
+            <w:tcW w:type="dxa" w:w="3120"/>
+          </w:tcPr>
+          <w:p>
+            <w:r/>
+            <w:r>
+              <w:rPr>
+                <w:rFonts w:ascii="Times New Roman" w:hAnsi="Times New Roman" w:eastAsia="宋体"/>
+                <w:b w:val="0"/>
+                <w:sz w:val="20"/>
+              </w:rPr>
+              <w:t>成都大学专业认证实施办法</w:t>
+            </w:r>
+          </w:p>
+        </w:tc>
+        <w:tc>
+          <w:tcPr>
+            <w:tcW w:type="dxa" w:w="3120"/>
+          </w:tcPr>
+          <w:p>
+            <w:r/>
+            <w:r>
+              <w:rPr>
+                <w:rFonts w:ascii="Times New Roman" w:hAnsi="Times New Roman" w:eastAsia="宋体"/>
+                <w:b w:val="0"/>
+                <w:sz w:val="20"/>
+              </w:rPr>
+              <w:t>毕业要求达成度评价</w:t>
+            </w:r>
+          </w:p>
+        </w:tc>
+        <w:tc>
+          <w:tcPr>
+            <w:tcW w:type="dxa" w:w="3120"/>
+          </w:tcPr>
+          <w:p>
+            <w:r/>
+            <w:r>
+              <w:rPr>
+                <w:rFonts w:ascii="Times New Roman" w:hAnsi="Times New Roman" w:eastAsia="宋体"/>
+                <w:b w:val="0"/>
+                <w:sz w:val="20"/>
+              </w:rPr>
+              <w:t>符合性热力图直接对标</w:t>
+            </w:r>
+          </w:p>
+        </w:tc>
+      </w:tr>
+      <w:tr>
+        <w:tc>
+          <w:tcPr>
+            <w:tcW w:type="dxa" w:w="3120"/>
+          </w:tcPr>
+          <w:p>
+            <w:r/>
+            <w:r>
+              <w:rPr>
+                <w:rFonts w:ascii="Times New Roman" w:hAnsi="Times New Roman" w:eastAsia="宋体"/>
+                <w:b w:val="0"/>
+                <w:sz w:val="20"/>
+              </w:rPr>
+              <w:t>成都大学课堂教学基本规范（修订）(成大教〔2024〕70号)</w:t>
+            </w:r>
+          </w:p>
+        </w:tc>
+        <w:tc>
+          <w:tcPr>
+            <w:tcW w:type="dxa" w:w="3120"/>
+          </w:tcPr>
+          <w:p>
+            <w:r/>
+            <w:r>
+              <w:rPr>
+                <w:rFonts w:ascii="Times New Roman" w:hAnsi="Times New Roman" w:eastAsia="宋体"/>
+                <w:b w:val="0"/>
+                <w:sz w:val="20"/>
+              </w:rPr>
+              <w:t>教学行为准则</w:t>
+            </w:r>
+          </w:p>
+        </w:tc>
+        <w:tc>
+          <w:tcPr>
+            <w:tcW w:type="dxa" w:w="3120"/>
+          </w:tcPr>
+          <w:p>
+            <w:r/>
+            <w:r>
+              <w:rPr>
+                <w:rFonts w:ascii="Times New Roman" w:hAnsi="Times New Roman" w:eastAsia="宋体"/>
+                <w:b w:val="0"/>
+                <w:sz w:val="20"/>
+              </w:rPr>
+              <w:t>论-1/论-A1/论-A4 的分析背景</w:t>
+            </w:r>
+          </w:p>
+        </w:tc>
+      </w:tr>
+      <w:tr>
+        <w:tc>
+          <w:tcPr>
+            <w:tcW w:type="dxa" w:w="3120"/>
+          </w:tcPr>
+          <w:p>
+            <w:r/>
+            <w:r>
+              <w:rPr>
+                <w:rFonts w:ascii="Times New Roman" w:hAnsi="Times New Roman" w:eastAsia="宋体"/>
+                <w:b w:val="0"/>
+                <w:sz w:val="20"/>
+              </w:rPr>
+              <w:t>学位论文作假行为处理办法</w:t>
+            </w:r>
+          </w:p>
+        </w:tc>
+        <w:tc>
+          <w:tcPr>
+            <w:tcW w:type="dxa" w:w="3120"/>
+          </w:tcPr>
+          <w:p>
+            <w:r/>
+            <w:r>
+              <w:rPr>
+                <w:rFonts w:ascii="Times New Roman" w:hAnsi="Times New Roman" w:eastAsia="宋体"/>
+                <w:b w:val="0"/>
+                <w:sz w:val="20"/>
+              </w:rPr>
+              <w:t>学术诚信</w:t>
+            </w:r>
+          </w:p>
+        </w:tc>
+        <w:tc>
+          <w:tcPr>
+            <w:tcW w:type="dxa" w:w="3120"/>
+          </w:tcPr>
+          <w:p>
+            <w:r/>
+            <w:r>
+              <w:rPr>
+                <w:rFonts w:ascii="Times New Roman" w:hAnsi="Times New Roman" w:eastAsia="宋体"/>
+                <w:b w:val="0"/>
+                <w:sz w:val="20"/>
+              </w:rPr>
+              <w:t>全部20题均需遵守</w:t>
+            </w:r>
+          </w:p>
+        </w:tc>
+      </w:tr>
+      <w:tr>
+        <w:tc>
+          <w:tcPr>
+            <w:tcW w:type="dxa" w:w="3120"/>
+          </w:tcPr>
+          <w:p>
+            <w:r/>
+            <w:r>
+              <w:rPr>
+                <w:rFonts w:ascii="Times New Roman" w:hAnsi="Times New Roman" w:eastAsia="宋体"/>
+                <w:b w:val="0"/>
+                <w:sz w:val="20"/>
+              </w:rPr>
+              <w:t>成都大学本科专业毕业要求达成情况评价实施办法</w:t>
+            </w:r>
+          </w:p>
+        </w:tc>
+        <w:tc>
+          <w:tcPr>
+            <w:tcW w:type="dxa" w:w="3120"/>
+          </w:tcPr>
+          <w:p>
+            <w:r/>
+            <w:r>
+              <w:rPr>
+                <w:rFonts w:ascii="Times New Roman" w:hAnsi="Times New Roman" w:eastAsia="宋体"/>
+                <w:b w:val="0"/>
+                <w:sz w:val="20"/>
+              </w:rPr>
+              <w:t>12条毕业要求的达成评价方法</w:t>
+            </w:r>
+          </w:p>
+        </w:tc>
+        <w:tc>
+          <w:tcPr>
+            <w:tcW w:type="dxa" w:w="3120"/>
+          </w:tcPr>
+          <w:p>
+            <w:r/>
+            <w:r>
+              <w:rPr>
+                <w:rFonts w:ascii="Times New Roman" w:hAnsi="Times New Roman" w:eastAsia="宋体"/>
+                <w:b w:val="0"/>
+                <w:sz w:val="20"/>
+              </w:rPr>
+              <w:t>本报告第三章即为达成评价</w:t>
+            </w:r>
+          </w:p>
+        </w:tc>
+      </w:tr>
+      <w:tr>
+        <w:tc>
+          <w:tcPr>
+            <w:tcW w:type="dxa" w:w="3120"/>
+          </w:tcPr>
+          <w:p>
+            <w:r/>
+            <w:r>
+              <w:rPr>
+                <w:rFonts w:ascii="Times New Roman" w:hAnsi="Times New Roman" w:eastAsia="宋体"/>
+                <w:b w:val="0"/>
+                <w:sz w:val="20"/>
+              </w:rPr>
+              <w:t>《固废处理处置课程设计》指导书</w:t>
+            </w:r>
+          </w:p>
+        </w:tc>
+        <w:tc>
+          <w:tcPr>
+            <w:tcW w:type="dxa" w:w="3120"/>
+          </w:tcPr>
+          <w:p>
+            <w:r/>
+            <w:r>
+              <w:rPr>
+                <w:rFonts w:ascii="Times New Roman" w:hAnsi="Times New Roman" w:eastAsia="宋体"/>
+                <w:b w:val="0"/>
+                <w:sz w:val="20"/>
+              </w:rPr>
+              <w:t>考核标准/格式规范/学术诚信</w:t>
+            </w:r>
+          </w:p>
+        </w:tc>
+        <w:tc>
+          <w:tcPr>
+            <w:tcW w:type="dxa" w:w="3120"/>
+          </w:tcPr>
+          <w:p>
+            <w:r/>
+            <w:r>
+              <w:rPr>
+                <w:rFonts w:ascii="Times New Roman" w:hAnsi="Times New Roman" w:eastAsia="宋体"/>
+                <w:b w:val="0"/>
+                <w:sz w:val="20"/>
+              </w:rPr>
+              <w:t>第三套工程设计4题以课设为基础延伸</w:t>
+            </w:r>
+          </w:p>
+        </w:tc>
+      </w:tr>
+    </w:tbl>
+    <w:p/>
+    <w:p>
+      <w:pPr>
+        <w:pStyle w:val="Heading2"/>
+      </w:pPr>
+      <w:r>
+        <w:rPr>
+          <w:rFonts w:ascii="Times New Roman" w:hAnsi="Times New Roman" w:eastAsia="宋体"/>
+          <w:color w:val="000000"/>
+        </w:rPr>
+        <w:t>结论</w:t>
+      </w:r>
+    </w:p>
+    <w:p>
+      <w:r>
+        <w:rPr>
+          <w:rFonts w:ascii="Times New Roman" w:hAnsi="Times New Roman" w:eastAsia="宋体"/>
+          <w:b w:val="0"/>
+          <w:sz w:val="24"/>
+        </w:rPr>
+        <w:t>三套20题不仅符合工程教育认证标准，同时符合</w:t>
+      </w:r>
+      <w:r>
+        <w:rPr>
+          <w:rFonts w:ascii="Times New Roman" w:hAnsi="Times New Roman" w:eastAsia="宋体"/>
+          <w:b/>
+          <w:sz w:val="24"/>
+        </w:rPr>
+        <w:t>成都大学校级教学管理制度</w:t>
+      </w:r>
+      <w:r>
+        <w:rPr>
+          <w:rFonts w:ascii="Times New Roman" w:hAnsi="Times New Roman" w:eastAsia="宋体"/>
+          <w:b w:val="0"/>
+          <w:sz w:val="24"/>
+        </w:rPr>
+        <w:t>中关于毕业设计选题、毕业要求达成评价、学术诚信的全部规定。课程设计指导书的考核标准（数据真实/内容完整/计算准确/语言流畅/格式规范）为毕设质量评价提供了直接的操作性对标。</w:t>
+      </w:r>
+    </w:p>
     <w:sectPr>
       <w:pgSz w:w="12240" w:h="15840"/>
       <w:pgMar w:top="1440" w:right="1440" w:bottom="1440" w:left="1440" w:header="720" w:footer="720" w:gutter="0"/>
